--- a/说明文档.docx
+++ b/说明文档.docx
@@ -4,7 +4,7 @@
   <w:body>
     <w:p>
       <w:pPr>
-        <w:pStyle w:val="2"/>
+        <w:pStyle w:val="3"/>
         <w:bidi w:val="0"/>
         <w:rPr>
           <w:rFonts w:hint="eastAsia"/>
@@ -16,7 +16,7 @@
           <w:rFonts w:hint="eastAsia"/>
           <w:lang w:val="en-US" w:eastAsia="zh-CN"/>
         </w:rPr>
-        <w:t>运行流程</w:t>
+        <w:t>一、运行流程</w:t>
       </w:r>
     </w:p>
     <w:p>
@@ -1425,7 +1425,6 @@
         <w:suppressLineNumbers w:val="0"/>
         <w:spacing w:before="0" w:beforeAutospacing="1" w:after="0" w:afterAutospacing="1"/>
       </w:pPr>
-      <w:bookmarkStart w:id="0" w:name="_GoBack"/>
       <w:r>
         <w:drawing>
           <wp:inline distT="0" distB="0" distL="114300" distR="114300">
@@ -1469,7 +1468,6 @@
           </wp:inline>
         </w:drawing>
       </w:r>
-      <w:bookmarkEnd w:id="0"/>
       <w:r>
         <w:drawing>
           <wp:inline distT="0" distB="0" distL="114300" distR="114300">
@@ -1572,31 +1570,12 @@
     </w:p>
     <w:p>
       <w:pPr>
-        <w:widowControl w:val="0"/>
-        <w:numPr>
-          <w:numId w:val="0"/>
-        </w:numPr>
-        <w:jc w:val="both"/>
-        <w:rPr>
-          <w:rFonts w:hint="default" w:ascii="宋体" w:hAnsi="宋体" w:eastAsia="宋体" w:cs="宋体"/>
-          <w:sz w:val="24"/>
-          <w:szCs w:val="24"/>
-          <w:lang w:val="en-US" w:eastAsia="zh-CN"/>
-        </w:rPr>
-      </w:pPr>
-    </w:p>
-    <w:p>
-      <w:pPr>
         <w:pStyle w:val="2"/>
         <w:bidi w:val="0"/>
-      </w:pPr>
-    </w:p>
-    <w:p>
-      <w:pPr>
-        <w:pStyle w:val="2"/>
-        <w:bidi w:val="0"/>
-        <w:rPr/>
-      </w:pPr>
+        <w:rPr/>
+      </w:pPr>
+      <w:bookmarkStart w:id="0" w:name="_GoBack"/>
+      <w:bookmarkEnd w:id="0"/>
       <w:r>
         <w:t>整体流程：</w:t>
       </w:r>
@@ -1855,73 +1834,6 @@
       </w:pPr>
       <w:r>
         <w:t>用 locust / wrk/hey 压测吞吐，优化到 2000+ QPS（通过水平扩容 + 限流）</w:t>
-      </w:r>
-    </w:p>
-    <w:p>
-      <w:pPr>
-        <w:pStyle w:val="2"/>
-        <w:bidi w:val="0"/>
-        <w:rPr>
-          <w:rFonts w:hint="default"/>
-          <w:lang w:val="en-US" w:eastAsia="zh-CN"/>
-        </w:rPr>
-      </w:pPr>
-      <w:r>
-        <w:rPr>
-          <w:rFonts w:hint="eastAsia"/>
-          <w:lang w:val="en-US" w:eastAsia="zh-CN"/>
-        </w:rPr>
-        <w:t>数据构建</w:t>
-      </w:r>
-    </w:p>
-    <w:p>
-      <w:pPr>
-        <w:pStyle w:val="7"/>
-        <w:bidi w:val="0"/>
-        <w:rPr/>
-      </w:pPr>
-      <w:r>
-        <w:drawing>
-          <wp:inline distT="0" distB="0" distL="114300" distR="114300">
-            <wp:extent cx="5266690" cy="3872865"/>
-            <wp:effectExtent l="0" t="0" r="3810" b="635"/>
-            <wp:docPr id="1" name="图片 1"/>
-            <wp:cNvGraphicFramePr>
-              <a:graphicFrameLocks xmlns:a="http://schemas.openxmlformats.org/drawingml/2006/main" noChangeAspect="1"/>
-            </wp:cNvGraphicFramePr>
-            <a:graphic xmlns:a="http://schemas.openxmlformats.org/drawingml/2006/main">
-              <a:graphicData uri="http://schemas.openxmlformats.org/drawingml/2006/picture">
-                <pic:pic xmlns:pic="http://schemas.openxmlformats.org/drawingml/2006/picture">
-                  <pic:nvPicPr>
-                    <pic:cNvPr id="1" name="图片 1"/>
-                    <pic:cNvPicPr>
-                      <a:picLocks noChangeAspect="1"/>
-                    </pic:cNvPicPr>
-                  </pic:nvPicPr>
-                  <pic:blipFill>
-                    <a:blip r:embed="rId9"/>
-                    <a:stretch>
-                      <a:fillRect/>
-                    </a:stretch>
-                  </pic:blipFill>
-                  <pic:spPr>
-                    <a:xfrm>
-                      <a:off x="0" y="0"/>
-                      <a:ext cx="5266690" cy="3872865"/>
-                    </a:xfrm>
-                    <a:prstGeom prst="rect">
-                      <a:avLst/>
-                    </a:prstGeom>
-                    <a:noFill/>
-                    <a:ln>
-                      <a:noFill/>
-                    </a:ln>
-                  </pic:spPr>
-                </pic:pic>
-              </a:graphicData>
-            </a:graphic>
-          </wp:inline>
-        </w:drawing>
       </w:r>
     </w:p>
     <w:p>
